--- a/Full Stack Developer/Day 1.docx
+++ b/Full Stack Developer/Day 1.docx
@@ -2,6 +2,53 @@
 <file path=word/document.xml><?xml version="1.0" encoding="utf-8"?>
 <w:document xmlns:wpc="http://schemas.microsoft.com/office/word/2010/wordprocessingCanvas" xmlns:mc="http://schemas.openxmlformats.org/markup-compatibility/2006" xmlns:o="urn:schemas-microsoft-com:office:office" xmlns:r="http://schemas.openxmlformats.org/officeDocument/2006/relationships" xmlns:m="http://schemas.openxmlformats.org/officeDocument/2006/math" xmlns:v="urn:schemas-microsoft-com:vml" xmlns:wp14="http://schemas.microsoft.com/office/word/2010/wordprocessingDrawing" xmlns:wp="http://schemas.openxmlformats.org/drawingml/2006/wordprocessingDrawing" xmlns:w10="urn:schemas-microsoft-com:office:word" xmlns:w="http://schemas.openxmlformats.org/wordprocessingml/2006/main" xmlns:w14="http://schemas.microsoft.com/office/word/2010/wordml" xmlns:w15="http://schemas.microsoft.com/office/word/2012/wordml" xmlns:wpg="http://schemas.microsoft.com/office/word/2010/wordprocessingGroup" xmlns:wpi="http://schemas.microsoft.com/office/word/2010/wordprocessingInk" xmlns:wne="http://schemas.microsoft.com/office/word/2006/wordml" xmlns:wps="http://schemas.microsoft.com/office/word/2010/wordprocessingShape" mc:Ignorable="w14 w15 wp14">
   <w:body>
+    <w:p>
+      <w:pPr>
+        <w:spacing w:before="100" w:beforeAutospacing="1" w:after="100" w:afterAutospacing="1" w:line="240" w:lineRule="auto"/>
+        <w:outlineLvl w:val="0"/>
+        <w:rPr>
+          <w:rFonts w:ascii="Times New Roman" w:eastAsia="Times New Roman" w:hAnsi="Times New Roman" w:cs="Times New Roman"/>
+          <w:b/>
+          <w:bCs/>
+          <w:kern w:val="36"/>
+          <w:sz w:val="48"/>
+          <w:szCs w:val="48"/>
+        </w:rPr>
+      </w:pPr>
+      <w:r>
+        <w:rPr>
+          <w:rFonts w:ascii="Times New Roman" w:eastAsia="Times New Roman" w:hAnsi="Times New Roman" w:cs="Times New Roman"/>
+          <w:b/>
+          <w:bCs/>
+          <w:kern w:val="36"/>
+          <w:sz w:val="48"/>
+          <w:szCs w:val="48"/>
+        </w:rPr>
+        <w:t>Flutter Daily Topic 1: Widget Tree (</w:t>
+      </w:r>
+      <w:r>
+        <w:rPr>
+          <w:rFonts w:ascii="Nirmala UI" w:eastAsia="Times New Roman" w:hAnsi="Nirmala UI" w:cs="Nirmala UI"/>
+          <w:b/>
+          <w:bCs/>
+          <w:kern w:val="36"/>
+          <w:sz w:val="48"/>
+          <w:szCs w:val="48"/>
+        </w:rPr>
+        <w:t>বাংলা</w:t>
+      </w:r>
+      <w:r>
+        <w:rPr>
+          <w:rFonts w:ascii="Times New Roman" w:eastAsia="Times New Roman" w:hAnsi="Times New Roman" w:cs="Times New Roman"/>
+          <w:b/>
+          <w:bCs/>
+          <w:kern w:val="36"/>
+          <w:sz w:val="48"/>
+          <w:szCs w:val="48"/>
+        </w:rPr>
+        <w:t xml:space="preserve"> + English)</w:t>
+      </w:r>
+    </w:p>
     <w:p>
       <w:pPr>
         <w:spacing w:before="100" w:beforeAutospacing="1" w:after="100" w:afterAutospacing="1" w:line="240" w:lineRule="auto"/>
@@ -533,7 +580,7 @@
       <w:pPr>
         <w:numPr>
           <w:ilvl w:val="0"/>
-          <w:numId w:val="1"/>
+          <w:numId w:val="5"/>
         </w:numPr>
         <w:spacing w:before="100" w:beforeAutospacing="1" w:after="100" w:afterAutospacing="1" w:line="240" w:lineRule="auto"/>
         <w:rPr>
@@ -611,7 +658,7 @@
       <w:pPr>
         <w:numPr>
           <w:ilvl w:val="0"/>
-          <w:numId w:val="1"/>
+          <w:numId w:val="5"/>
         </w:numPr>
         <w:spacing w:before="100" w:beforeAutospacing="1" w:after="100" w:afterAutospacing="1" w:line="240" w:lineRule="auto"/>
         <w:rPr>
@@ -673,7 +720,7 @@
       <w:pPr>
         <w:numPr>
           <w:ilvl w:val="0"/>
-          <w:numId w:val="1"/>
+          <w:numId w:val="5"/>
         </w:numPr>
         <w:spacing w:before="100" w:beforeAutospacing="1" w:after="100" w:afterAutospacing="1" w:line="240" w:lineRule="auto"/>
         <w:rPr>
@@ -735,7 +782,7 @@
       <w:pPr>
         <w:numPr>
           <w:ilvl w:val="0"/>
-          <w:numId w:val="1"/>
+          <w:numId w:val="5"/>
         </w:numPr>
         <w:spacing w:before="100" w:beforeAutospacing="1" w:after="100" w:afterAutospacing="1" w:line="240" w:lineRule="auto"/>
         <w:rPr>
@@ -813,7 +860,7 @@
       <w:pPr>
         <w:numPr>
           <w:ilvl w:val="0"/>
-          <w:numId w:val="1"/>
+          <w:numId w:val="5"/>
         </w:numPr>
         <w:spacing w:before="100" w:beforeAutospacing="1" w:after="100" w:afterAutospacing="1" w:line="240" w:lineRule="auto"/>
         <w:rPr>
@@ -923,7 +970,7 @@
       <w:pPr>
         <w:numPr>
           <w:ilvl w:val="0"/>
-          <w:numId w:val="1"/>
+          <w:numId w:val="5"/>
         </w:numPr>
         <w:spacing w:before="100" w:beforeAutospacing="1" w:after="100" w:afterAutospacing="1" w:line="240" w:lineRule="auto"/>
         <w:rPr>
@@ -985,7 +1032,7 @@
       <w:pPr>
         <w:numPr>
           <w:ilvl w:val="0"/>
-          <w:numId w:val="1"/>
+          <w:numId w:val="5"/>
         </w:numPr>
         <w:spacing w:before="100" w:beforeAutospacing="1" w:after="100" w:afterAutospacing="1" w:line="240" w:lineRule="auto"/>
         <w:rPr>
@@ -1260,6 +1307,7 @@
           <w:sz w:val="20"/>
           <w:szCs w:val="20"/>
         </w:rPr>
+        <w:lastRenderedPageBreak/>
         <w:t>Text("Hello")</w:t>
       </w:r>
     </w:p>
@@ -1377,7 +1425,6 @@
           <w:sz w:val="24"/>
           <w:szCs w:val="24"/>
         </w:rPr>
-        <w:lastRenderedPageBreak/>
         <w:pict>
           <v:rect id="_x0000_i1026" style="width:0;height:1.5pt" o:hralign="center" o:hrstd="t" o:hr="t" fillcolor="#a0a0a0" stroked="f"/>
         </w:pict>
@@ -1678,7 +1725,7 @@
       <w:pPr>
         <w:numPr>
           <w:ilvl w:val="0"/>
-          <w:numId w:val="2"/>
+          <w:numId w:val="6"/>
         </w:numPr>
         <w:spacing w:before="100" w:beforeAutospacing="1" w:after="100" w:afterAutospacing="1" w:line="240" w:lineRule="auto"/>
         <w:rPr>
@@ -1708,7 +1755,7 @@
       <w:pPr>
         <w:numPr>
           <w:ilvl w:val="0"/>
-          <w:numId w:val="2"/>
+          <w:numId w:val="6"/>
         </w:numPr>
         <w:spacing w:before="100" w:beforeAutospacing="1" w:after="100" w:afterAutospacing="1" w:line="240" w:lineRule="auto"/>
         <w:rPr>
@@ -2081,6 +2128,7 @@
           <w:sz w:val="24"/>
           <w:szCs w:val="24"/>
         </w:rPr>
+        <w:lastRenderedPageBreak/>
         <w:t>প্রতিটি</w:t>
       </w:r>
       <w:r>
@@ -2240,14 +2288,6 @@
           <w:szCs w:val="20"/>
         </w:rPr>
         <w:br/>
-      </w:r>
-      <w:r>
-        <w:rPr>
-          <w:rFonts w:ascii="Courier New" w:eastAsia="Times New Roman" w:hAnsi="Courier New" w:cs="Courier New"/>
-          <w:sz w:val="20"/>
-          <w:szCs w:val="20"/>
-        </w:rPr>
-        <w:lastRenderedPageBreak/>
         <w:t xml:space="preserve">    body: Center(</w:t>
       </w:r>
       <w:r>
@@ -2686,7 +2726,7 @@
       <w:pPr>
         <w:numPr>
           <w:ilvl w:val="0"/>
-          <w:numId w:val="3"/>
+          <w:numId w:val="7"/>
         </w:numPr>
         <w:spacing w:before="100" w:beforeAutospacing="1" w:after="100" w:afterAutospacing="1" w:line="240" w:lineRule="auto"/>
         <w:rPr>
@@ -2732,7 +2772,7 @@
       <w:pPr>
         <w:numPr>
           <w:ilvl w:val="0"/>
-          <w:numId w:val="3"/>
+          <w:numId w:val="7"/>
         </w:numPr>
         <w:spacing w:before="100" w:beforeAutospacing="1" w:after="100" w:afterAutospacing="1" w:line="240" w:lineRule="auto"/>
         <w:rPr>
@@ -2778,7 +2818,7 @@
       <w:pPr>
         <w:numPr>
           <w:ilvl w:val="0"/>
-          <w:numId w:val="3"/>
+          <w:numId w:val="7"/>
         </w:numPr>
         <w:spacing w:before="100" w:beforeAutospacing="1" w:after="100" w:afterAutospacing="1" w:line="240" w:lineRule="auto"/>
         <w:rPr>
@@ -2824,7 +2864,7 @@
       <w:pPr>
         <w:numPr>
           <w:ilvl w:val="0"/>
-          <w:numId w:val="3"/>
+          <w:numId w:val="7"/>
         </w:numPr>
         <w:spacing w:before="100" w:beforeAutospacing="1" w:after="100" w:afterAutospacing="1" w:line="240" w:lineRule="auto"/>
         <w:rPr>
@@ -2870,7 +2910,7 @@
       <w:pPr>
         <w:numPr>
           <w:ilvl w:val="0"/>
-          <w:numId w:val="3"/>
+          <w:numId w:val="7"/>
         </w:numPr>
         <w:spacing w:before="100" w:beforeAutospacing="1" w:after="100" w:afterAutospacing="1" w:line="240" w:lineRule="auto"/>
         <w:rPr>
@@ -2916,7 +2956,7 @@
       <w:pPr>
         <w:numPr>
           <w:ilvl w:val="0"/>
-          <w:numId w:val="3"/>
+          <w:numId w:val="7"/>
         </w:numPr>
         <w:spacing w:before="100" w:beforeAutospacing="1" w:after="100" w:afterAutospacing="1" w:line="240" w:lineRule="auto"/>
         <w:rPr>
@@ -2962,7 +3002,7 @@
       <w:pPr>
         <w:numPr>
           <w:ilvl w:val="0"/>
-          <w:numId w:val="3"/>
+          <w:numId w:val="7"/>
         </w:numPr>
         <w:spacing w:before="100" w:beforeAutospacing="1" w:after="100" w:afterAutospacing="1" w:line="240" w:lineRule="auto"/>
         <w:rPr>
@@ -3184,6 +3224,7 @@
           <w:sz w:val="24"/>
           <w:szCs w:val="24"/>
         </w:rPr>
+        <w:lastRenderedPageBreak/>
         <w:t>Flutter-</w:t>
       </w:r>
       <w:r>
@@ -3408,6 +3449,312 @@
           <v:rect id="_x0000_i1031" style="width:0;height:1.5pt" o:hralign="center" o:hrstd="t" o:hr="t" fillcolor="#a0a0a0" stroked="f"/>
         </w:pict>
       </w:r>
+    </w:p>
+    <w:p>
+      <w:pPr>
+        <w:spacing w:before="100" w:beforeAutospacing="1" w:after="100" w:afterAutospacing="1" w:line="240" w:lineRule="auto"/>
+        <w:outlineLvl w:val="0"/>
+        <w:rPr>
+          <w:rFonts w:ascii="Times New Roman" w:eastAsia="Times New Roman" w:hAnsi="Times New Roman" w:cs="Times New Roman"/>
+          <w:b/>
+          <w:bCs/>
+          <w:kern w:val="36"/>
+          <w:sz w:val="48"/>
+          <w:szCs w:val="48"/>
+        </w:rPr>
+      </w:pPr>
+      <w:r>
+        <w:rPr>
+          <w:rFonts w:ascii="Nirmala UI" w:eastAsia="Times New Roman" w:hAnsi="Nirmala UI" w:cs="Nirmala UI"/>
+          <w:b/>
+          <w:bCs/>
+          <w:kern w:val="36"/>
+          <w:sz w:val="48"/>
+          <w:szCs w:val="48"/>
+        </w:rPr>
+        <w:t>আজকের</w:t>
+      </w:r>
+      <w:r>
+        <w:rPr>
+          <w:rFonts w:ascii="Times New Roman" w:eastAsia="Times New Roman" w:hAnsi="Times New Roman" w:cs="Times New Roman"/>
+          <w:b/>
+          <w:bCs/>
+          <w:kern w:val="36"/>
+          <w:sz w:val="48"/>
+          <w:szCs w:val="48"/>
+        </w:rPr>
+        <w:t xml:space="preserve"> Homework</w:t>
+      </w:r>
+    </w:p>
+    <w:p>
+      <w:pPr>
+        <w:spacing w:before="100" w:beforeAutospacing="1" w:after="100" w:afterAutospacing="1" w:line="240" w:lineRule="auto"/>
+        <w:rPr>
+          <w:rFonts w:ascii="Times New Roman" w:eastAsia="Times New Roman" w:hAnsi="Times New Roman" w:cs="Times New Roman"/>
+          <w:sz w:val="24"/>
+          <w:szCs w:val="24"/>
+        </w:rPr>
+      </w:pPr>
+      <w:r>
+        <w:rPr>
+          <w:rFonts w:ascii="Nirmala UI" w:eastAsia="Times New Roman" w:hAnsi="Nirmala UI" w:cs="Nirmala UI"/>
+          <w:sz w:val="24"/>
+          <w:szCs w:val="24"/>
+        </w:rPr>
+        <w:t>একটি</w:t>
+      </w:r>
+      <w:r>
+        <w:rPr>
+          <w:rFonts w:ascii="Times New Roman" w:eastAsia="Times New Roman" w:hAnsi="Times New Roman" w:cs="Times New Roman"/>
+          <w:sz w:val="24"/>
+          <w:szCs w:val="24"/>
+        </w:rPr>
+        <w:t xml:space="preserve"> App </w:t>
+      </w:r>
+      <w:r>
+        <w:rPr>
+          <w:rFonts w:ascii="Nirmala UI" w:eastAsia="Times New Roman" w:hAnsi="Nirmala UI" w:cs="Nirmala UI"/>
+          <w:sz w:val="24"/>
+          <w:szCs w:val="24"/>
+        </w:rPr>
+        <w:t>বানাও</w:t>
+      </w:r>
+      <w:r>
+        <w:rPr>
+          <w:rFonts w:ascii="Times New Roman" w:eastAsia="Times New Roman" w:hAnsi="Times New Roman" w:cs="Times New Roman"/>
+          <w:sz w:val="24"/>
+          <w:szCs w:val="24"/>
+        </w:rPr>
+        <w:t xml:space="preserve"> </w:t>
+      </w:r>
+      <w:r>
+        <w:rPr>
+          <w:rFonts w:ascii="Nirmala UI" w:eastAsia="Times New Roman" w:hAnsi="Nirmala UI" w:cs="Nirmala UI"/>
+          <w:sz w:val="24"/>
+          <w:szCs w:val="24"/>
+        </w:rPr>
+        <w:t>যেখানে</w:t>
+      </w:r>
+      <w:r>
+        <w:rPr>
+          <w:rFonts w:ascii="Times New Roman" w:eastAsia="Times New Roman" w:hAnsi="Times New Roman" w:cs="Times New Roman"/>
+          <w:sz w:val="24"/>
+          <w:szCs w:val="24"/>
+        </w:rPr>
+        <w:t xml:space="preserve"> </w:t>
+      </w:r>
+      <w:r>
+        <w:rPr>
+          <w:rFonts w:ascii="Nirmala UI" w:eastAsia="Times New Roman" w:hAnsi="Nirmala UI" w:cs="Nirmala UI"/>
+          <w:sz w:val="24"/>
+          <w:szCs w:val="24"/>
+        </w:rPr>
+        <w:t>থাকবে</w:t>
+      </w:r>
+      <w:r>
+        <w:rPr>
+          <w:rFonts w:ascii="Times New Roman" w:eastAsia="Times New Roman" w:hAnsi="Times New Roman" w:cs="Times New Roman"/>
+          <w:sz w:val="24"/>
+          <w:szCs w:val="24"/>
+        </w:rPr>
+        <w:t>:</w:t>
+      </w:r>
+    </w:p>
+    <w:p>
+      <w:pPr>
+        <w:numPr>
+          <w:ilvl w:val="0"/>
+          <w:numId w:val="8"/>
+        </w:numPr>
+        <w:spacing w:before="100" w:beforeAutospacing="1" w:after="100" w:afterAutospacing="1" w:line="240" w:lineRule="auto"/>
+        <w:rPr>
+          <w:rFonts w:ascii="Times New Roman" w:eastAsia="Times New Roman" w:hAnsi="Times New Roman" w:cs="Times New Roman"/>
+          <w:sz w:val="24"/>
+          <w:szCs w:val="24"/>
+        </w:rPr>
+      </w:pPr>
+      <w:r>
+        <w:rPr>
+          <w:rFonts w:ascii="Times New Roman" w:eastAsia="Times New Roman" w:hAnsi="Times New Roman" w:cs="Times New Roman"/>
+          <w:sz w:val="24"/>
+          <w:szCs w:val="24"/>
+        </w:rPr>
+        <w:t xml:space="preserve">AppBar (Title: </w:t>
+      </w:r>
+      <w:r>
+        <w:rPr>
+          <w:rFonts w:ascii="Times New Roman" w:eastAsia="Times New Roman" w:hAnsi="Times New Roman" w:cs="Times New Roman"/>
+          <w:b/>
+          <w:bCs/>
+          <w:sz w:val="24"/>
+          <w:szCs w:val="24"/>
+        </w:rPr>
+        <w:t>My App</w:t>
+      </w:r>
+      <w:r>
+        <w:rPr>
+          <w:rFonts w:ascii="Times New Roman" w:eastAsia="Times New Roman" w:hAnsi="Times New Roman" w:cs="Times New Roman"/>
+          <w:sz w:val="24"/>
+          <w:szCs w:val="24"/>
+        </w:rPr>
+        <w:t xml:space="preserve">) </w:t>
+      </w:r>
+    </w:p>
+    <w:p>
+      <w:pPr>
+        <w:numPr>
+          <w:ilvl w:val="0"/>
+          <w:numId w:val="8"/>
+        </w:numPr>
+        <w:spacing w:before="100" w:beforeAutospacing="1" w:after="100" w:afterAutospacing="1" w:line="240" w:lineRule="auto"/>
+        <w:rPr>
+          <w:rFonts w:ascii="Times New Roman" w:eastAsia="Times New Roman" w:hAnsi="Times New Roman" w:cs="Times New Roman"/>
+          <w:sz w:val="24"/>
+          <w:szCs w:val="24"/>
+        </w:rPr>
+      </w:pPr>
+      <w:r>
+        <w:rPr>
+          <w:rFonts w:ascii="Nirmala UI" w:eastAsia="Times New Roman" w:hAnsi="Nirmala UI" w:cs="Nirmala UI"/>
+          <w:sz w:val="24"/>
+          <w:szCs w:val="24"/>
+        </w:rPr>
+        <w:t>একটি</w:t>
+      </w:r>
+      <w:r>
+        <w:rPr>
+          <w:rFonts w:ascii="Times New Roman" w:eastAsia="Times New Roman" w:hAnsi="Times New Roman" w:cs="Times New Roman"/>
+          <w:sz w:val="24"/>
+          <w:szCs w:val="24"/>
+        </w:rPr>
+        <w:t xml:space="preserve"> </w:t>
+      </w:r>
+      <w:r>
+        <w:rPr>
+          <w:rFonts w:ascii="Courier New" w:eastAsia="Times New Roman" w:hAnsi="Courier New" w:cs="Courier New"/>
+          <w:sz w:val="20"/>
+          <w:szCs w:val="20"/>
+        </w:rPr>
+        <w:t>Icon(Icons.person)</w:t>
+      </w:r>
+      <w:r>
+        <w:rPr>
+          <w:rFonts w:ascii="Times New Roman" w:eastAsia="Times New Roman" w:hAnsi="Times New Roman" w:cs="Times New Roman"/>
+          <w:sz w:val="24"/>
+          <w:szCs w:val="24"/>
+        </w:rPr>
+        <w:t xml:space="preserve"> </w:t>
+      </w:r>
+    </w:p>
+    <w:p>
+      <w:pPr>
+        <w:numPr>
+          <w:ilvl w:val="0"/>
+          <w:numId w:val="8"/>
+        </w:numPr>
+        <w:spacing w:before="100" w:beforeAutospacing="1" w:after="100" w:afterAutospacing="1" w:line="240" w:lineRule="auto"/>
+        <w:rPr>
+          <w:rFonts w:ascii="Times New Roman" w:eastAsia="Times New Roman" w:hAnsi="Times New Roman" w:cs="Times New Roman"/>
+          <w:sz w:val="24"/>
+          <w:szCs w:val="24"/>
+        </w:rPr>
+      </w:pPr>
+      <w:r>
+        <w:rPr>
+          <w:rFonts w:ascii="Nirmala UI" w:eastAsia="Times New Roman" w:hAnsi="Nirmala UI" w:cs="Nirmala UI"/>
+          <w:sz w:val="24"/>
+          <w:szCs w:val="24"/>
+        </w:rPr>
+        <w:t>নিচে</w:t>
+      </w:r>
+      <w:r>
+        <w:rPr>
+          <w:rFonts w:ascii="Times New Roman" w:eastAsia="Times New Roman" w:hAnsi="Times New Roman" w:cs="Times New Roman"/>
+          <w:sz w:val="24"/>
+          <w:szCs w:val="24"/>
+        </w:rPr>
+        <w:t xml:space="preserve"> </w:t>
+      </w:r>
+      <w:r>
+        <w:rPr>
+          <w:rFonts w:ascii="Courier New" w:eastAsia="Times New Roman" w:hAnsi="Courier New" w:cs="Courier New"/>
+          <w:sz w:val="20"/>
+          <w:szCs w:val="20"/>
+        </w:rPr>
+        <w:t>Text("Abdullah")</w:t>
+      </w:r>
+      <w:r>
+        <w:rPr>
+          <w:rFonts w:ascii="Times New Roman" w:eastAsia="Times New Roman" w:hAnsi="Times New Roman" w:cs="Times New Roman"/>
+          <w:sz w:val="24"/>
+          <w:szCs w:val="24"/>
+        </w:rPr>
+        <w:t xml:space="preserve"> </w:t>
+      </w:r>
+    </w:p>
+    <w:p>
+      <w:pPr>
+        <w:numPr>
+          <w:ilvl w:val="0"/>
+          <w:numId w:val="8"/>
+        </w:numPr>
+        <w:spacing w:before="100" w:beforeAutospacing="1" w:after="100" w:afterAutospacing="1" w:line="240" w:lineRule="auto"/>
+        <w:rPr>
+          <w:rFonts w:ascii="Times New Roman" w:eastAsia="Times New Roman" w:hAnsi="Times New Roman" w:cs="Times New Roman"/>
+          <w:sz w:val="24"/>
+          <w:szCs w:val="24"/>
+        </w:rPr>
+      </w:pPr>
+      <w:r>
+        <w:rPr>
+          <w:rFonts w:ascii="Nirmala UI" w:eastAsia="Times New Roman" w:hAnsi="Nirmala UI" w:cs="Nirmala UI"/>
+          <w:sz w:val="24"/>
+          <w:szCs w:val="24"/>
+        </w:rPr>
+        <w:t>তারপর</w:t>
+      </w:r>
+      <w:r>
+        <w:rPr>
+          <w:rFonts w:ascii="Times New Roman" w:eastAsia="Times New Roman" w:hAnsi="Times New Roman" w:cs="Times New Roman"/>
+          <w:sz w:val="24"/>
+          <w:szCs w:val="24"/>
+        </w:rPr>
+        <w:t xml:space="preserve"> </w:t>
+      </w:r>
+      <w:r>
+        <w:rPr>
+          <w:rFonts w:ascii="Nirmala UI" w:eastAsia="Times New Roman" w:hAnsi="Nirmala UI" w:cs="Nirmala UI"/>
+          <w:sz w:val="24"/>
+          <w:szCs w:val="24"/>
+        </w:rPr>
+        <w:t>একটি</w:t>
+      </w:r>
+      <w:r>
+        <w:rPr>
+          <w:rFonts w:ascii="Times New Roman" w:eastAsia="Times New Roman" w:hAnsi="Times New Roman" w:cs="Times New Roman"/>
+          <w:sz w:val="24"/>
+          <w:szCs w:val="24"/>
+        </w:rPr>
+        <w:t xml:space="preserve"> </w:t>
+      </w:r>
+      <w:r>
+        <w:rPr>
+          <w:rFonts w:ascii="Courier New" w:eastAsia="Times New Roman" w:hAnsi="Courier New" w:cs="Courier New"/>
+          <w:sz w:val="20"/>
+          <w:szCs w:val="20"/>
+        </w:rPr>
+        <w:t>ElevatedButton("Login")</w:t>
+      </w:r>
+      <w:r>
+        <w:rPr>
+          <w:rFonts w:ascii="Times New Roman" w:eastAsia="Times New Roman" w:hAnsi="Times New Roman" w:cs="Times New Roman"/>
+          <w:sz w:val="24"/>
+          <w:szCs w:val="24"/>
+        </w:rPr>
+        <w:t xml:space="preserve"> </w:t>
+      </w:r>
+    </w:p>
+    <w:p>
       <w:bookmarkStart w:id="0" w:name="_GoBack"/>
       <w:bookmarkEnd w:id="0"/>
     </w:p>
@@ -3722,6 +4069,155 @@
     </w:lvl>
   </w:abstractNum>
   <w:abstractNum w:abstractNumId="2">
+    <w:nsid w:val="42502703"/>
+    <w:multiLevelType w:val="multilevel"/>
+    <w:tmpl w:val="B068135E"/>
+    <w:lvl w:ilvl="0">
+      <w:start w:val="1"/>
+      <w:numFmt w:val="bullet"/>
+      <w:lvlText w:val=""/>
+      <w:lvlJc w:val="left"/>
+      <w:pPr>
+        <w:tabs>
+          <w:tab w:val="num" w:pos="720"/>
+        </w:tabs>
+        <w:ind w:left="720" w:hanging="360"/>
+      </w:pPr>
+      <w:rPr>
+        <w:rFonts w:ascii="Symbol" w:hAnsi="Symbol" w:hint="default"/>
+        <w:sz w:val="20"/>
+      </w:rPr>
+    </w:lvl>
+    <w:lvl w:ilvl="1" w:tentative="1">
+      <w:start w:val="1"/>
+      <w:numFmt w:val="bullet"/>
+      <w:lvlText w:val="o"/>
+      <w:lvlJc w:val="left"/>
+      <w:pPr>
+        <w:tabs>
+          <w:tab w:val="num" w:pos="1440"/>
+        </w:tabs>
+        <w:ind w:left="1440" w:hanging="360"/>
+      </w:pPr>
+      <w:rPr>
+        <w:rFonts w:ascii="Courier New" w:hAnsi="Courier New" w:hint="default"/>
+        <w:sz w:val="20"/>
+      </w:rPr>
+    </w:lvl>
+    <w:lvl w:ilvl="2" w:tentative="1">
+      <w:start w:val="1"/>
+      <w:numFmt w:val="bullet"/>
+      <w:lvlText w:val=""/>
+      <w:lvlJc w:val="left"/>
+      <w:pPr>
+        <w:tabs>
+          <w:tab w:val="num" w:pos="2160"/>
+        </w:tabs>
+        <w:ind w:left="2160" w:hanging="360"/>
+      </w:pPr>
+      <w:rPr>
+        <w:rFonts w:ascii="Wingdings" w:hAnsi="Wingdings" w:hint="default"/>
+        <w:sz w:val="20"/>
+      </w:rPr>
+    </w:lvl>
+    <w:lvl w:ilvl="3" w:tentative="1">
+      <w:start w:val="1"/>
+      <w:numFmt w:val="bullet"/>
+      <w:lvlText w:val=""/>
+      <w:lvlJc w:val="left"/>
+      <w:pPr>
+        <w:tabs>
+          <w:tab w:val="num" w:pos="2880"/>
+        </w:tabs>
+        <w:ind w:left="2880" w:hanging="360"/>
+      </w:pPr>
+      <w:rPr>
+        <w:rFonts w:ascii="Wingdings" w:hAnsi="Wingdings" w:hint="default"/>
+        <w:sz w:val="20"/>
+      </w:rPr>
+    </w:lvl>
+    <w:lvl w:ilvl="4" w:tentative="1">
+      <w:start w:val="1"/>
+      <w:numFmt w:val="bullet"/>
+      <w:lvlText w:val=""/>
+      <w:lvlJc w:val="left"/>
+      <w:pPr>
+        <w:tabs>
+          <w:tab w:val="num" w:pos="3600"/>
+        </w:tabs>
+        <w:ind w:left="3600" w:hanging="360"/>
+      </w:pPr>
+      <w:rPr>
+        <w:rFonts w:ascii="Wingdings" w:hAnsi="Wingdings" w:hint="default"/>
+        <w:sz w:val="20"/>
+      </w:rPr>
+    </w:lvl>
+    <w:lvl w:ilvl="5" w:tentative="1">
+      <w:start w:val="1"/>
+      <w:numFmt w:val="bullet"/>
+      <w:lvlText w:val=""/>
+      <w:lvlJc w:val="left"/>
+      <w:pPr>
+        <w:tabs>
+          <w:tab w:val="num" w:pos="4320"/>
+        </w:tabs>
+        <w:ind w:left="4320" w:hanging="360"/>
+      </w:pPr>
+      <w:rPr>
+        <w:rFonts w:ascii="Wingdings" w:hAnsi="Wingdings" w:hint="default"/>
+        <w:sz w:val="20"/>
+      </w:rPr>
+    </w:lvl>
+    <w:lvl w:ilvl="6" w:tentative="1">
+      <w:start w:val="1"/>
+      <w:numFmt w:val="bullet"/>
+      <w:lvlText w:val=""/>
+      <w:lvlJc w:val="left"/>
+      <w:pPr>
+        <w:tabs>
+          <w:tab w:val="num" w:pos="5040"/>
+        </w:tabs>
+        <w:ind w:left="5040" w:hanging="360"/>
+      </w:pPr>
+      <w:rPr>
+        <w:rFonts w:ascii="Wingdings" w:hAnsi="Wingdings" w:hint="default"/>
+        <w:sz w:val="20"/>
+      </w:rPr>
+    </w:lvl>
+    <w:lvl w:ilvl="7" w:tentative="1">
+      <w:start w:val="1"/>
+      <w:numFmt w:val="bullet"/>
+      <w:lvlText w:val=""/>
+      <w:lvlJc w:val="left"/>
+      <w:pPr>
+        <w:tabs>
+          <w:tab w:val="num" w:pos="5760"/>
+        </w:tabs>
+        <w:ind w:left="5760" w:hanging="360"/>
+      </w:pPr>
+      <w:rPr>
+        <w:rFonts w:ascii="Wingdings" w:hAnsi="Wingdings" w:hint="default"/>
+        <w:sz w:val="20"/>
+      </w:rPr>
+    </w:lvl>
+    <w:lvl w:ilvl="8" w:tentative="1">
+      <w:start w:val="1"/>
+      <w:numFmt w:val="bullet"/>
+      <w:lvlText w:val=""/>
+      <w:lvlJc w:val="left"/>
+      <w:pPr>
+        <w:tabs>
+          <w:tab w:val="num" w:pos="6480"/>
+        </w:tabs>
+        <w:ind w:left="6480" w:hanging="360"/>
+      </w:pPr>
+      <w:rPr>
+        <w:rFonts w:ascii="Wingdings" w:hAnsi="Wingdings" w:hint="default"/>
+        <w:sz w:val="20"/>
+      </w:rPr>
+    </w:lvl>
+  </w:abstractNum>
+  <w:abstractNum w:abstractNumId="3">
     <w:nsid w:val="43A54C2A"/>
     <w:multiLevelType w:val="multilevel"/>
     <w:tmpl w:val="47FC1532"/>
@@ -3870,10 +4366,457 @@
       </w:rPr>
     </w:lvl>
   </w:abstractNum>
-  <w:abstractNum w:abstractNumId="3">
+  <w:abstractNum w:abstractNumId="4">
+    <w:nsid w:val="4614222D"/>
+    <w:multiLevelType w:val="multilevel"/>
+    <w:tmpl w:val="846A7E58"/>
+    <w:lvl w:ilvl="0">
+      <w:start w:val="1"/>
+      <w:numFmt w:val="bullet"/>
+      <w:lvlText w:val=""/>
+      <w:lvlJc w:val="left"/>
+      <w:pPr>
+        <w:tabs>
+          <w:tab w:val="num" w:pos="720"/>
+        </w:tabs>
+        <w:ind w:left="720" w:hanging="360"/>
+      </w:pPr>
+      <w:rPr>
+        <w:rFonts w:ascii="Symbol" w:hAnsi="Symbol" w:hint="default"/>
+        <w:sz w:val="20"/>
+      </w:rPr>
+    </w:lvl>
+    <w:lvl w:ilvl="1" w:tentative="1">
+      <w:start w:val="1"/>
+      <w:numFmt w:val="bullet"/>
+      <w:lvlText w:val="o"/>
+      <w:lvlJc w:val="left"/>
+      <w:pPr>
+        <w:tabs>
+          <w:tab w:val="num" w:pos="1440"/>
+        </w:tabs>
+        <w:ind w:left="1440" w:hanging="360"/>
+      </w:pPr>
+      <w:rPr>
+        <w:rFonts w:ascii="Courier New" w:hAnsi="Courier New" w:hint="default"/>
+        <w:sz w:val="20"/>
+      </w:rPr>
+    </w:lvl>
+    <w:lvl w:ilvl="2" w:tentative="1">
+      <w:start w:val="1"/>
+      <w:numFmt w:val="bullet"/>
+      <w:lvlText w:val=""/>
+      <w:lvlJc w:val="left"/>
+      <w:pPr>
+        <w:tabs>
+          <w:tab w:val="num" w:pos="2160"/>
+        </w:tabs>
+        <w:ind w:left="2160" w:hanging="360"/>
+      </w:pPr>
+      <w:rPr>
+        <w:rFonts w:ascii="Wingdings" w:hAnsi="Wingdings" w:hint="default"/>
+        <w:sz w:val="20"/>
+      </w:rPr>
+    </w:lvl>
+    <w:lvl w:ilvl="3" w:tentative="1">
+      <w:start w:val="1"/>
+      <w:numFmt w:val="bullet"/>
+      <w:lvlText w:val=""/>
+      <w:lvlJc w:val="left"/>
+      <w:pPr>
+        <w:tabs>
+          <w:tab w:val="num" w:pos="2880"/>
+        </w:tabs>
+        <w:ind w:left="2880" w:hanging="360"/>
+      </w:pPr>
+      <w:rPr>
+        <w:rFonts w:ascii="Wingdings" w:hAnsi="Wingdings" w:hint="default"/>
+        <w:sz w:val="20"/>
+      </w:rPr>
+    </w:lvl>
+    <w:lvl w:ilvl="4" w:tentative="1">
+      <w:start w:val="1"/>
+      <w:numFmt w:val="bullet"/>
+      <w:lvlText w:val=""/>
+      <w:lvlJc w:val="left"/>
+      <w:pPr>
+        <w:tabs>
+          <w:tab w:val="num" w:pos="3600"/>
+        </w:tabs>
+        <w:ind w:left="3600" w:hanging="360"/>
+      </w:pPr>
+      <w:rPr>
+        <w:rFonts w:ascii="Wingdings" w:hAnsi="Wingdings" w:hint="default"/>
+        <w:sz w:val="20"/>
+      </w:rPr>
+    </w:lvl>
+    <w:lvl w:ilvl="5" w:tentative="1">
+      <w:start w:val="1"/>
+      <w:numFmt w:val="bullet"/>
+      <w:lvlText w:val=""/>
+      <w:lvlJc w:val="left"/>
+      <w:pPr>
+        <w:tabs>
+          <w:tab w:val="num" w:pos="4320"/>
+        </w:tabs>
+        <w:ind w:left="4320" w:hanging="360"/>
+      </w:pPr>
+      <w:rPr>
+        <w:rFonts w:ascii="Wingdings" w:hAnsi="Wingdings" w:hint="default"/>
+        <w:sz w:val="20"/>
+      </w:rPr>
+    </w:lvl>
+    <w:lvl w:ilvl="6" w:tentative="1">
+      <w:start w:val="1"/>
+      <w:numFmt w:val="bullet"/>
+      <w:lvlText w:val=""/>
+      <w:lvlJc w:val="left"/>
+      <w:pPr>
+        <w:tabs>
+          <w:tab w:val="num" w:pos="5040"/>
+        </w:tabs>
+        <w:ind w:left="5040" w:hanging="360"/>
+      </w:pPr>
+      <w:rPr>
+        <w:rFonts w:ascii="Wingdings" w:hAnsi="Wingdings" w:hint="default"/>
+        <w:sz w:val="20"/>
+      </w:rPr>
+    </w:lvl>
+    <w:lvl w:ilvl="7" w:tentative="1">
+      <w:start w:val="1"/>
+      <w:numFmt w:val="bullet"/>
+      <w:lvlText w:val=""/>
+      <w:lvlJc w:val="left"/>
+      <w:pPr>
+        <w:tabs>
+          <w:tab w:val="num" w:pos="5760"/>
+        </w:tabs>
+        <w:ind w:left="5760" w:hanging="360"/>
+      </w:pPr>
+      <w:rPr>
+        <w:rFonts w:ascii="Wingdings" w:hAnsi="Wingdings" w:hint="default"/>
+        <w:sz w:val="20"/>
+      </w:rPr>
+    </w:lvl>
+    <w:lvl w:ilvl="8" w:tentative="1">
+      <w:start w:val="1"/>
+      <w:numFmt w:val="bullet"/>
+      <w:lvlText w:val=""/>
+      <w:lvlJc w:val="left"/>
+      <w:pPr>
+        <w:tabs>
+          <w:tab w:val="num" w:pos="6480"/>
+        </w:tabs>
+        <w:ind w:left="6480" w:hanging="360"/>
+      </w:pPr>
+      <w:rPr>
+        <w:rFonts w:ascii="Wingdings" w:hAnsi="Wingdings" w:hint="default"/>
+        <w:sz w:val="20"/>
+      </w:rPr>
+    </w:lvl>
+  </w:abstractNum>
+  <w:abstractNum w:abstractNumId="5">
+    <w:nsid w:val="4F007E59"/>
+    <w:multiLevelType w:val="multilevel"/>
+    <w:tmpl w:val="DE6A0348"/>
+    <w:lvl w:ilvl="0">
+      <w:start w:val="1"/>
+      <w:numFmt w:val="bullet"/>
+      <w:lvlText w:val=""/>
+      <w:lvlJc w:val="left"/>
+      <w:pPr>
+        <w:tabs>
+          <w:tab w:val="num" w:pos="720"/>
+        </w:tabs>
+        <w:ind w:left="720" w:hanging="360"/>
+      </w:pPr>
+      <w:rPr>
+        <w:rFonts w:ascii="Symbol" w:hAnsi="Symbol" w:hint="default"/>
+        <w:sz w:val="20"/>
+      </w:rPr>
+    </w:lvl>
+    <w:lvl w:ilvl="1" w:tentative="1">
+      <w:start w:val="1"/>
+      <w:numFmt w:val="bullet"/>
+      <w:lvlText w:val="o"/>
+      <w:lvlJc w:val="left"/>
+      <w:pPr>
+        <w:tabs>
+          <w:tab w:val="num" w:pos="1440"/>
+        </w:tabs>
+        <w:ind w:left="1440" w:hanging="360"/>
+      </w:pPr>
+      <w:rPr>
+        <w:rFonts w:ascii="Courier New" w:hAnsi="Courier New" w:hint="default"/>
+        <w:sz w:val="20"/>
+      </w:rPr>
+    </w:lvl>
+    <w:lvl w:ilvl="2" w:tentative="1">
+      <w:start w:val="1"/>
+      <w:numFmt w:val="bullet"/>
+      <w:lvlText w:val=""/>
+      <w:lvlJc w:val="left"/>
+      <w:pPr>
+        <w:tabs>
+          <w:tab w:val="num" w:pos="2160"/>
+        </w:tabs>
+        <w:ind w:left="2160" w:hanging="360"/>
+      </w:pPr>
+      <w:rPr>
+        <w:rFonts w:ascii="Wingdings" w:hAnsi="Wingdings" w:hint="default"/>
+        <w:sz w:val="20"/>
+      </w:rPr>
+    </w:lvl>
+    <w:lvl w:ilvl="3" w:tentative="1">
+      <w:start w:val="1"/>
+      <w:numFmt w:val="bullet"/>
+      <w:lvlText w:val=""/>
+      <w:lvlJc w:val="left"/>
+      <w:pPr>
+        <w:tabs>
+          <w:tab w:val="num" w:pos="2880"/>
+        </w:tabs>
+        <w:ind w:left="2880" w:hanging="360"/>
+      </w:pPr>
+      <w:rPr>
+        <w:rFonts w:ascii="Wingdings" w:hAnsi="Wingdings" w:hint="default"/>
+        <w:sz w:val="20"/>
+      </w:rPr>
+    </w:lvl>
+    <w:lvl w:ilvl="4" w:tentative="1">
+      <w:start w:val="1"/>
+      <w:numFmt w:val="bullet"/>
+      <w:lvlText w:val=""/>
+      <w:lvlJc w:val="left"/>
+      <w:pPr>
+        <w:tabs>
+          <w:tab w:val="num" w:pos="3600"/>
+        </w:tabs>
+        <w:ind w:left="3600" w:hanging="360"/>
+      </w:pPr>
+      <w:rPr>
+        <w:rFonts w:ascii="Wingdings" w:hAnsi="Wingdings" w:hint="default"/>
+        <w:sz w:val="20"/>
+      </w:rPr>
+    </w:lvl>
+    <w:lvl w:ilvl="5" w:tentative="1">
+      <w:start w:val="1"/>
+      <w:numFmt w:val="bullet"/>
+      <w:lvlText w:val=""/>
+      <w:lvlJc w:val="left"/>
+      <w:pPr>
+        <w:tabs>
+          <w:tab w:val="num" w:pos="4320"/>
+        </w:tabs>
+        <w:ind w:left="4320" w:hanging="360"/>
+      </w:pPr>
+      <w:rPr>
+        <w:rFonts w:ascii="Wingdings" w:hAnsi="Wingdings" w:hint="default"/>
+        <w:sz w:val="20"/>
+      </w:rPr>
+    </w:lvl>
+    <w:lvl w:ilvl="6" w:tentative="1">
+      <w:start w:val="1"/>
+      <w:numFmt w:val="bullet"/>
+      <w:lvlText w:val=""/>
+      <w:lvlJc w:val="left"/>
+      <w:pPr>
+        <w:tabs>
+          <w:tab w:val="num" w:pos="5040"/>
+        </w:tabs>
+        <w:ind w:left="5040" w:hanging="360"/>
+      </w:pPr>
+      <w:rPr>
+        <w:rFonts w:ascii="Wingdings" w:hAnsi="Wingdings" w:hint="default"/>
+        <w:sz w:val="20"/>
+      </w:rPr>
+    </w:lvl>
+    <w:lvl w:ilvl="7" w:tentative="1">
+      <w:start w:val="1"/>
+      <w:numFmt w:val="bullet"/>
+      <w:lvlText w:val=""/>
+      <w:lvlJc w:val="left"/>
+      <w:pPr>
+        <w:tabs>
+          <w:tab w:val="num" w:pos="5760"/>
+        </w:tabs>
+        <w:ind w:left="5760" w:hanging="360"/>
+      </w:pPr>
+      <w:rPr>
+        <w:rFonts w:ascii="Wingdings" w:hAnsi="Wingdings" w:hint="default"/>
+        <w:sz w:val="20"/>
+      </w:rPr>
+    </w:lvl>
+    <w:lvl w:ilvl="8" w:tentative="1">
+      <w:start w:val="1"/>
+      <w:numFmt w:val="bullet"/>
+      <w:lvlText w:val=""/>
+      <w:lvlJc w:val="left"/>
+      <w:pPr>
+        <w:tabs>
+          <w:tab w:val="num" w:pos="6480"/>
+        </w:tabs>
+        <w:ind w:left="6480" w:hanging="360"/>
+      </w:pPr>
+      <w:rPr>
+        <w:rFonts w:ascii="Wingdings" w:hAnsi="Wingdings" w:hint="default"/>
+        <w:sz w:val="20"/>
+      </w:rPr>
+    </w:lvl>
+  </w:abstractNum>
+  <w:abstractNum w:abstractNumId="6">
     <w:nsid w:val="645A0D08"/>
     <w:multiLevelType w:val="multilevel"/>
     <w:tmpl w:val="3D96199A"/>
+    <w:lvl w:ilvl="0">
+      <w:start w:val="1"/>
+      <w:numFmt w:val="bullet"/>
+      <w:lvlText w:val=""/>
+      <w:lvlJc w:val="left"/>
+      <w:pPr>
+        <w:tabs>
+          <w:tab w:val="num" w:pos="720"/>
+        </w:tabs>
+        <w:ind w:left="720" w:hanging="360"/>
+      </w:pPr>
+      <w:rPr>
+        <w:rFonts w:ascii="Symbol" w:hAnsi="Symbol" w:hint="default"/>
+        <w:sz w:val="20"/>
+      </w:rPr>
+    </w:lvl>
+    <w:lvl w:ilvl="1" w:tentative="1">
+      <w:start w:val="1"/>
+      <w:numFmt w:val="bullet"/>
+      <w:lvlText w:val="o"/>
+      <w:lvlJc w:val="left"/>
+      <w:pPr>
+        <w:tabs>
+          <w:tab w:val="num" w:pos="1440"/>
+        </w:tabs>
+        <w:ind w:left="1440" w:hanging="360"/>
+      </w:pPr>
+      <w:rPr>
+        <w:rFonts w:ascii="Courier New" w:hAnsi="Courier New" w:hint="default"/>
+        <w:sz w:val="20"/>
+      </w:rPr>
+    </w:lvl>
+    <w:lvl w:ilvl="2" w:tentative="1">
+      <w:start w:val="1"/>
+      <w:numFmt w:val="bullet"/>
+      <w:lvlText w:val=""/>
+      <w:lvlJc w:val="left"/>
+      <w:pPr>
+        <w:tabs>
+          <w:tab w:val="num" w:pos="2160"/>
+        </w:tabs>
+        <w:ind w:left="2160" w:hanging="360"/>
+      </w:pPr>
+      <w:rPr>
+        <w:rFonts w:ascii="Wingdings" w:hAnsi="Wingdings" w:hint="default"/>
+        <w:sz w:val="20"/>
+      </w:rPr>
+    </w:lvl>
+    <w:lvl w:ilvl="3" w:tentative="1">
+      <w:start w:val="1"/>
+      <w:numFmt w:val="bullet"/>
+      <w:lvlText w:val=""/>
+      <w:lvlJc w:val="left"/>
+      <w:pPr>
+        <w:tabs>
+          <w:tab w:val="num" w:pos="2880"/>
+        </w:tabs>
+        <w:ind w:left="2880" w:hanging="360"/>
+      </w:pPr>
+      <w:rPr>
+        <w:rFonts w:ascii="Wingdings" w:hAnsi="Wingdings" w:hint="default"/>
+        <w:sz w:val="20"/>
+      </w:rPr>
+    </w:lvl>
+    <w:lvl w:ilvl="4" w:tentative="1">
+      <w:start w:val="1"/>
+      <w:numFmt w:val="bullet"/>
+      <w:lvlText w:val=""/>
+      <w:lvlJc w:val="left"/>
+      <w:pPr>
+        <w:tabs>
+          <w:tab w:val="num" w:pos="3600"/>
+        </w:tabs>
+        <w:ind w:left="3600" w:hanging="360"/>
+      </w:pPr>
+      <w:rPr>
+        <w:rFonts w:ascii="Wingdings" w:hAnsi="Wingdings" w:hint="default"/>
+        <w:sz w:val="20"/>
+      </w:rPr>
+    </w:lvl>
+    <w:lvl w:ilvl="5" w:tentative="1">
+      <w:start w:val="1"/>
+      <w:numFmt w:val="bullet"/>
+      <w:lvlText w:val=""/>
+      <w:lvlJc w:val="left"/>
+      <w:pPr>
+        <w:tabs>
+          <w:tab w:val="num" w:pos="4320"/>
+        </w:tabs>
+        <w:ind w:left="4320" w:hanging="360"/>
+      </w:pPr>
+      <w:rPr>
+        <w:rFonts w:ascii="Wingdings" w:hAnsi="Wingdings" w:hint="default"/>
+        <w:sz w:val="20"/>
+      </w:rPr>
+    </w:lvl>
+    <w:lvl w:ilvl="6" w:tentative="1">
+      <w:start w:val="1"/>
+      <w:numFmt w:val="bullet"/>
+      <w:lvlText w:val=""/>
+      <w:lvlJc w:val="left"/>
+      <w:pPr>
+        <w:tabs>
+          <w:tab w:val="num" w:pos="5040"/>
+        </w:tabs>
+        <w:ind w:left="5040" w:hanging="360"/>
+      </w:pPr>
+      <w:rPr>
+        <w:rFonts w:ascii="Wingdings" w:hAnsi="Wingdings" w:hint="default"/>
+        <w:sz w:val="20"/>
+      </w:rPr>
+    </w:lvl>
+    <w:lvl w:ilvl="7" w:tentative="1">
+      <w:start w:val="1"/>
+      <w:numFmt w:val="bullet"/>
+      <w:lvlText w:val=""/>
+      <w:lvlJc w:val="left"/>
+      <w:pPr>
+        <w:tabs>
+          <w:tab w:val="num" w:pos="5760"/>
+        </w:tabs>
+        <w:ind w:left="5760" w:hanging="360"/>
+      </w:pPr>
+      <w:rPr>
+        <w:rFonts w:ascii="Wingdings" w:hAnsi="Wingdings" w:hint="default"/>
+        <w:sz w:val="20"/>
+      </w:rPr>
+    </w:lvl>
+    <w:lvl w:ilvl="8" w:tentative="1">
+      <w:start w:val="1"/>
+      <w:numFmt w:val="bullet"/>
+      <w:lvlText w:val=""/>
+      <w:lvlJc w:val="left"/>
+      <w:pPr>
+        <w:tabs>
+          <w:tab w:val="num" w:pos="6480"/>
+        </w:tabs>
+        <w:ind w:left="6480" w:hanging="360"/>
+      </w:pPr>
+      <w:rPr>
+        <w:rFonts w:ascii="Wingdings" w:hAnsi="Wingdings" w:hint="default"/>
+        <w:sz w:val="20"/>
+      </w:rPr>
+    </w:lvl>
+  </w:abstractNum>
+  <w:abstractNum w:abstractNumId="7">
+    <w:nsid w:val="788A118F"/>
+    <w:multiLevelType w:val="multilevel"/>
+    <w:tmpl w:val="C192ADEA"/>
     <w:lvl w:ilvl="0">
       <w:start w:val="1"/>
       <w:numFmt w:val="bullet"/>
@@ -4023,13 +4966,25 @@
     <w:abstractNumId w:val="0"/>
   </w:num>
   <w:num w:numId="2">
-    <w:abstractNumId w:val="2"/>
+    <w:abstractNumId w:val="3"/>
   </w:num>
   <w:num w:numId="3">
-    <w:abstractNumId w:val="3"/>
+    <w:abstractNumId w:val="6"/>
   </w:num>
   <w:num w:numId="4">
     <w:abstractNumId w:val="1"/>
+  </w:num>
+  <w:num w:numId="5">
+    <w:abstractNumId w:val="7"/>
+  </w:num>
+  <w:num w:numId="6">
+    <w:abstractNumId w:val="4"/>
+  </w:num>
+  <w:num w:numId="7">
+    <w:abstractNumId w:val="2"/>
+  </w:num>
+  <w:num w:numId="8">
+    <w:abstractNumId w:val="5"/>
   </w:num>
 </w:numbering>
 </file>
